--- a/spec/tests/extract-documents-word/docs/lending-rules.docx
+++ b/spec/tests/extract-documents-word/docs/lending-rules.docx
@@ -1,6 +1,6 @@
 
 <file path=word/document.xml><?xml version="1.0" encoding="utf-8"?>
-<w:document xmlns:w="http://schemas.openxmlformats.org/wordprocessingml/2006/main" xmlns:r="http://schemas.openxmlformats.org/officeDocument/2006/relationships" xmlns:wp="http://schemas.openxmlformats.org/drawingml/2006/wordprocessingDrawing" xmlns:a="http://schemas.openxmlformats.org/drawingml/2006/main">
+<w:document xmlns:w="http://schemas.openxmlformats.org/wordprocessingml/2006/main" xmlns:r="http://schemas.openxmlformats.org/officeDocument/2006/relationships" xmlns:wp="http://schemas.openxmlformats.org/drawingml/2006/wordprocessingDrawing" xmlns:a="http://schemas.openxmlformats.org/drawingml/2006/main" xmlns:mc="http://schemas.openxmlformats.org/markup-compatibility/2006" xmlns:wps="http://schemas.microsoft.com/office/word/2010/wordprocessingShape" xmlns:v="urn:schemas-microsoft-com:vml" mc:Ignorable="wps">
   <w:body>
     <w:p>
       <w:pPr>
@@ -21,6 +21,9 @@
     <w:p>
       <w:r>
         <w:t xml:space="preserve">The library lends books to its members. This document covers loans and members.</w:t>
+      </w:r>
+      <w:r>
+        <w:footnoteReference w:id="1"/>
       </w:r>
     </w:p>
     <w:p>
@@ -251,9 +254,81 @@
       <w:r>
         <w:t xml:space="preserve">It must be paid at the desk.</w:t>
       </w:r>
+      <w:r>
+        <mc:AlternateContent>
+          <mc:Choice Requires="wps">
+            <w:drawing>
+              <wp:anchor>
+                <a:graphic>
+                  <a:graphicData uri="http://schemas.microsoft.com/office/word/2010/wordprocessingShape">
+                    <wps:wsp>
+                      <wps:txbx>
+                        <w:txbxContent>
+                          <w:p>
+                            <w:r>
+                              <w:t>The fee shall be 1 euro a day.</w:t>
+                            </w:r>
+                          </w:p>
+                        </w:txbxContent>
+                      </wps:txbx>
+                    </wps:wsp>
+                  </a:graphicData>
+                </a:graphic>
+              </wp:anchor>
+            </w:drawing>
+          </mc:Choice>
+          <mc:Fallback>
+            <w:pict>
+              <v:shape>
+                <v:textbox>
+                  <w:txbxContent>
+                    <w:p>
+                      <w:r>
+                        <w:t>The fee shall be 1 euro a day.</w:t>
+                      </w:r>
+                    </w:p>
+                  </w:txbxContent>
+                </v:textbox>
+              </v:shape>
+            </w:pict>
+          </mc:Fallback>
+        </mc:AlternateContent>
+      </w:r>
+      <w:r>
+        <w:t xml:space="preserve"> A receipt shall be given.</w:t>
+      </w:r>
     </w:p>
   </w:body>
 </w:document>
+</file>
+
+<file path=word/footnotes.xml><?xml version="1.0" encoding="utf-8"?>
+<w:footnotes xmlns:w="http://schemas.openxmlformats.org/wordprocessingml/2006/main">
+  <w:footnote w:type="separator" w:id="-1">
+    <w:p>
+      <w:r>
+        <w:separator/>
+      </w:r>
+    </w:p>
+  </w:footnote>
+  <w:footnote w:type="continuationSeparator" w:id="0">
+    <w:p>
+      <w:r>
+        <w:continuationSeparator/>
+      </w:r>
+    </w:p>
+  </w:footnote>
+  <w:footnote w:id="1">
+    <w:p>
+      <w:r>
+        <w:footnoteRef/>
+      </w:r>
+      <w:r>
+        <w:t xml:space="preserve"> Reference books are not lent.</w:t>
+      </w:r>
+    </w:p>
+  </w:footnote>
+</w:footnotes>
 </file>
 
 <file path=word/numbering.xml><?xml version="1.0" encoding="utf-8"?>
